--- a/Электроника для Павии.docx
+++ b/Электроника для Павии.docx
@@ -1,142 +1,18 @@
 
 <file path=word/document.xml><?xml version="1.0" encoding="utf-8"?>
-<w:document xmlns:wpc="http://schemas.microsoft.com/office/word/2010/wordprocessingCanvas" xmlns:cx="http://schemas.microsoft.com/office/drawing/2014/chartex" xmlns:cx1="http://schemas.microsoft.com/office/drawing/2015/9/8/chartex" xmlns:cx2="http://schemas.microsoft.com/office/drawing/2015/10/21/chartex" xmlns:cx3="http://schemas.microsoft.com/office/drawing/2016/5/9/chartex" xmlns:cx4="http://schemas.microsoft.com/office/drawing/2016/5/10/chartex" xmlns:cx5="http://schemas.microsoft.com/office/drawing/2016/5/11/chartex" xmlns:cx6="http://schemas.microsoft.com/office/drawing/2016/5/12/chartex" xmlns:cx7="http://schemas.microsoft.com/office/drawing/2016/5/13/chartex" xmlns:cx8="http://schemas.microsoft.com/office/drawing/2016/5/14/chartex" xmlns:mc="http://schemas.openxmlformats.org/markup-compatibility/2006" xmlns:aink="http://schemas.microsoft.com/office/drawing/2016/ink" xmlns:am3d="http://schemas.microsoft.com/office/drawing/2017/model3d" xmlns:o="urn:schemas-microsoft-com:office:office" xmlns:oel="http://schemas.microsoft.com/office/2019/extlst" xmlns:r="http://schemas.openxmlformats.org/officeDocument/2006/relationships" xmlns:m="http://schemas.openxmlformats.org/officeDocument/2006/math" xmlns:v="urn:schemas-microsoft-com:vml" xmlns:wp14="http://schemas.microsoft.com/office/word/2010/wordprocessingDrawing" xmlns:wp="http://schemas.openxmlformats.org/drawingml/2006/wordprocessingDrawing" xmlns:w10="urn:schemas-microsoft-com:office:word" xmlns:w="http://schemas.openxmlformats.org/wordprocessingml/2006/main" xmlns:w14="http://schemas.microsoft.com/office/word/2010/wordml" xmlns:w15="http://schemas.microsoft.com/office/word/2012/wordml" xmlns:w16cex="http://schemas.microsoft.com/office/word/2018/wordml/cex" xmlns:w16cid="http://schemas.microsoft.com/office/word/2016/wordml/cid" xmlns:w16="http://schemas.microsoft.com/office/word/2018/wordml" xmlns:w16du="http://schemas.microsoft.com/office/word/2023/wordml/word16du" xmlns:w16sdtdh="http://schemas.microsoft.com/office/word/2020/wordml/sdtdatahash" xmlns:w16se="http://schemas.microsoft.com/office/word/2015/wordml/symex" xmlns:wpg="http://schemas.microsoft.com/office/word/2010/wordprocessingGroup" xmlns:wpi="http://schemas.microsoft.com/office/word/2010/wordprocessingInk" xmlns:wne="http://schemas.microsoft.com/office/word/2006/wordml" xmlns:wps="http://schemas.microsoft.com/office/word/2010/wordprocessingShape" mc:Ignorable="w14 w15 w16se w16cid w16 w16cex w16sdtdh w16du wp14">
+<w:document xmlns:wpc="http://schemas.microsoft.com/office/word/2010/wordprocessingCanvas" xmlns:cx="http://schemas.microsoft.com/office/drawing/2014/chartex" xmlns:cx1="http://schemas.microsoft.com/office/drawing/2015/9/8/chartex" xmlns:cx2="http://schemas.microsoft.com/office/drawing/2015/10/21/chartex" xmlns:cx3="http://schemas.microsoft.com/office/drawing/2016/5/9/chartex" xmlns:cx4="http://schemas.microsoft.com/office/drawing/2016/5/10/chartex" xmlns:cx5="http://schemas.microsoft.com/office/drawing/2016/5/11/chartex" xmlns:cx6="http://schemas.microsoft.com/office/drawing/2016/5/12/chartex" xmlns:cx7="http://schemas.microsoft.com/office/drawing/2016/5/13/chartex" xmlns:cx8="http://schemas.microsoft.com/office/drawing/2016/5/14/chartex" xmlns:mc="http://schemas.openxmlformats.org/markup-compatibility/2006" xmlns:aink="http://schemas.microsoft.com/office/drawing/2016/ink" xmlns:am3d="http://schemas.microsoft.com/office/drawing/2017/model3d" xmlns:o="urn:schemas-microsoft-com:office:office" xmlns:oel="http://schemas.microsoft.com/office/2019/extlst" xmlns:r="http://schemas.openxmlformats.org/officeDocument/2006/relationships" xmlns:m="http://schemas.openxmlformats.org/officeDocument/2006/math" xmlns:v="urn:schemas-microsoft-com:vml" xmlns:wp14="http://schemas.microsoft.com/office/word/2010/wordprocessingDrawing" xmlns:wp="http://schemas.openxmlformats.org/drawingml/2006/wordprocessingDrawing" xmlns:w10="urn:schemas-microsoft-com:office:word" xmlns:w="http://schemas.openxmlformats.org/wordprocessingml/2006/main" xmlns:w14="http://schemas.microsoft.com/office/word/2010/wordml" xmlns:w15="http://schemas.microsoft.com/office/word/2012/wordml" xmlns:w16cex="http://schemas.microsoft.com/office/word/2018/wordml/cex" xmlns:w16cid="http://schemas.microsoft.com/office/word/2016/wordml/cid" xmlns:w16="http://schemas.microsoft.com/office/word/2018/wordml" xmlns:w16sdtdh="http://schemas.microsoft.com/office/word/2020/wordml/sdtdatahash" xmlns:w16se="http://schemas.microsoft.com/office/word/2015/wordml/symex" xmlns:wpg="http://schemas.microsoft.com/office/word/2010/wordprocessingGroup" xmlns:wpi="http://schemas.microsoft.com/office/word/2010/wordprocessingInk" xmlns:wne="http://schemas.microsoft.com/office/word/2006/wordml" xmlns:wps="http://schemas.microsoft.com/office/word/2010/wordprocessingShape" mc:Ignorable="w14 w15 w16se w16cid w16 w16cex w16sdtdh wp14">
   <w:body>
     <w:p>
       <w:pPr>
-        <w:ind w:firstLine="0"/>
-      </w:pPr>
-      <w:r>
-        <w:drawing>
-          <wp:inline distT="0" distB="0" distL="0" distR="0" wp14:anchorId="5E12E142" wp14:editId="1CDE762D">
-            <wp:extent cx="1800225" cy="1504950"/>
-            <wp:effectExtent l="0" t="0" r="9525" b="0"/>
-            <wp:docPr id="524646440" name="Picture 6"/>
-            <wp:cNvGraphicFramePr>
-              <a:graphicFrameLocks xmlns:a="http://schemas.openxmlformats.org/drawingml/2006/main" noChangeAspect="1"/>
-            </wp:cNvGraphicFramePr>
-            <a:graphic xmlns:a="http://schemas.openxmlformats.org/drawingml/2006/main">
-              <a:graphicData uri="http://schemas.openxmlformats.org/drawingml/2006/picture">
-                <pic:pic xmlns:pic="http://schemas.openxmlformats.org/drawingml/2006/picture">
-                  <pic:nvPicPr>
-                    <pic:cNvPr id="0" name="Picture 16"/>
-                    <pic:cNvPicPr>
-                      <a:picLocks noChangeAspect="1" noChangeArrowheads="1"/>
-                    </pic:cNvPicPr>
-                  </pic:nvPicPr>
-                  <pic:blipFill>
-                    <a:blip r:embed="rId5" cstate="print">
-                      <a:extLst>
-                        <a:ext uri="{28A0092B-C50C-407E-A947-70E740481C1C}">
-                          <a14:useLocalDpi xmlns:a14="http://schemas.microsoft.com/office/drawing/2010/main" val="0"/>
-                        </a:ext>
-                      </a:extLst>
-                    </a:blip>
-                    <a:srcRect/>
-                    <a:stretch>
-                      <a:fillRect/>
-                    </a:stretch>
-                  </pic:blipFill>
-                  <pic:spPr bwMode="auto">
-                    <a:xfrm>
-                      <a:off x="0" y="0"/>
-                      <a:ext cx="1800225" cy="1504950"/>
-                    </a:xfrm>
-                    <a:prstGeom prst="rect">
-                      <a:avLst/>
-                    </a:prstGeom>
-                    <a:noFill/>
-                    <a:ln>
-                      <a:noFill/>
-                    </a:ln>
-                  </pic:spPr>
-                </pic:pic>
-              </a:graphicData>
-            </a:graphic>
-          </wp:inline>
-        </w:drawing>
-      </w:r>
-      <w:r>
-        <w:rPr>
-          <w:rStyle w:val="TitleChar"/>
-          <w:lang w:val="en-US"/>
-        </w:rPr>
-        <w:t xml:space="preserve"> </w:t>
-      </w:r>
-      <w:r>
-        <w:rPr>
-          <w:rStyle w:val="TitleChar"/>
-        </w:rPr>
-        <w:t>Медальоны</w:t>
-      </w:r>
-      <w:r>
-        <w:rPr>
-          <w:rStyle w:val="TitleChar"/>
-        </w:rPr>
-        <w:t xml:space="preserve"> для </w:t>
-      </w:r>
-      <w:proofErr w:type="spellStart"/>
-      <w:r>
-        <w:rPr>
-          <w:rStyle w:val="TitleChar"/>
-        </w:rPr>
-        <w:t>Павии</w:t>
-      </w:r>
-      <w:proofErr w:type="spellEnd"/>
+        <w:pStyle w:val="Heading1"/>
+      </w:pPr>
+      <w:r>
+        <w:t>Общая информация</w:t>
+      </w:r>
     </w:p>
     <w:p>
-      <w:pPr>
-        <w:ind w:firstLine="0"/>
-      </w:pPr>
-      <w:r>
-        <w:drawing>
-          <wp:inline distT="0" distB="0" distL="0" distR="0" wp14:anchorId="15588469" wp14:editId="0E62CDF5">
-            <wp:extent cx="5940425" cy="9525"/>
-            <wp:effectExtent l="0" t="0" r="0" b="0"/>
-            <wp:docPr id="1182871569" name="Picture 5"/>
-            <wp:cNvGraphicFramePr>
-              <a:graphicFrameLocks xmlns:a="http://schemas.openxmlformats.org/drawingml/2006/main" noChangeAspect="1"/>
-            </wp:cNvGraphicFramePr>
-            <a:graphic xmlns:a="http://schemas.openxmlformats.org/drawingml/2006/main">
-              <a:graphicData uri="http://schemas.openxmlformats.org/drawingml/2006/picture">
-                <pic:pic xmlns:pic="http://schemas.openxmlformats.org/drawingml/2006/picture">
-                  <pic:nvPicPr>
-                    <pic:cNvPr id="0" name="Picture 17"/>
-                    <pic:cNvPicPr>
-                      <a:picLocks noChangeAspect="1" noChangeArrowheads="1"/>
-                    </pic:cNvPicPr>
-                  </pic:nvPicPr>
-                  <pic:blipFill>
-                    <a:blip r:embed="rId6">
-                      <a:extLst>
-                        <a:ext uri="{28A0092B-C50C-407E-A947-70E740481C1C}">
-                          <a14:useLocalDpi xmlns:a14="http://schemas.microsoft.com/office/drawing/2010/main" val="0"/>
-                        </a:ext>
-                      </a:extLst>
-                    </a:blip>
-                    <a:srcRect/>
-                    <a:stretch>
-                      <a:fillRect/>
-                    </a:stretch>
-                  </pic:blipFill>
-                  <pic:spPr bwMode="auto">
-                    <a:xfrm>
-                      <a:off x="0" y="0"/>
-                      <a:ext cx="5940425" cy="9525"/>
-                    </a:xfrm>
-                    <a:prstGeom prst="rect">
-                      <a:avLst/>
-                    </a:prstGeom>
-                    <a:noFill/>
-                    <a:ln>
-                      <a:noFill/>
-                    </a:ln>
-                  </pic:spPr>
-                </pic:pic>
-              </a:graphicData>
-            </a:graphic>
-          </wp:inline>
-        </w:drawing>
+      <w:r>
+        <w:t xml:space="preserve">В мире есть колдуны; они могут чувствовать друг друга. Также в мире встречаются колдовские места: колдуны могут чуять и их тоже. Но есть и святые места: в них колдуны не могут ничего чуять – ни друг друга, ни колдовское место. </w:t>
       </w:r>
     </w:p>
     <w:p>
@@ -144,12 +20,23 @@
         <w:pStyle w:val="Heading1"/>
       </w:pPr>
       <w:r>
-        <w:t>Общая информация</w:t>
+        <w:t>Техническая информация</w:t>
       </w:r>
     </w:p>
     <w:p>
       <w:r>
-        <w:t xml:space="preserve">В мире есть колдуны; они могут чувствовать друг друга. Также в мире встречаются колдовские места: колдуны могут чуять и их тоже. Но есть и святые места: в них колдуны не могут ничего чуять – ни друг друга, ни колдовское место. </w:t>
+        <w:t xml:space="preserve">У каждого колдуна есть медальон. Это неигровой предмет, в мире </w:t>
+      </w:r>
+      <w:proofErr w:type="spellStart"/>
+      <w:r>
+        <w:t>Павии</w:t>
+      </w:r>
+      <w:proofErr w:type="spellEnd"/>
+      <w:r>
+        <w:t xml:space="preserve"> его не существует, он нужен для работы модели. Медальон имеет смысл носить не на виду, пряча его под одеждой. </w:t>
+      </w:r>
+      <w:r>
+        <w:t xml:space="preserve">После игры медальон следует сдать мастерам, они взяли его в аренду и дорого заплатят в случае утери.  </w:t>
       </w:r>
     </w:p>
     <w:p>
@@ -157,95 +44,71 @@
         <w:pStyle w:val="Heading1"/>
       </w:pPr>
       <w:r>
-        <w:t>Техническая информация</w:t>
+        <w:t>Индикация</w:t>
       </w:r>
     </w:p>
     <w:p>
       <w:r>
-        <w:t xml:space="preserve">У каждого колдуна есть медальон. Это неигровой предмет, в мире </w:t>
-      </w:r>
-      <w:proofErr w:type="spellStart"/>
-      <w:r>
-        <w:t>Павии</w:t>
-      </w:r>
-      <w:proofErr w:type="spellEnd"/>
-      <w:r>
-        <w:t xml:space="preserve"> его не существует, он нужен для работы модели. Медальон имеет смысл носить не на виду, пряча его под одеждой. </w:t>
-      </w:r>
-      <w:r>
-        <w:t xml:space="preserve">После игры медальон следует сдать мастерам, они взяли его в аренду и дорого заплатят в случае утери.  </w:t>
+        <w:t xml:space="preserve">Когда рядом с колдуном нет чего-то этакого, медальон очень тускло светится синим (показывая, что он включен и работает). </w:t>
       </w:r>
     </w:p>
     <w:p>
-      <w:pPr>
-        <w:pStyle w:val="Heading1"/>
-      </w:pPr>
-      <w:r>
-        <w:t>Индикация</w:t>
+      <w:r>
+        <w:t xml:space="preserve">Когда рядом с колдуном есть другой колдун – медальон начинает раз в четыре секунды </w:t>
+      </w:r>
+      <w:r>
+        <w:t xml:space="preserve">вспыхивать синим и коротко вибрировать. Если рядом есть два колдуна – будет две синих же вспышки и две вибрации. Если три колдуна или больше – три вспышки и три вибрации. </w:t>
       </w:r>
     </w:p>
     <w:p>
       <w:r>
-        <w:t xml:space="preserve">Когда рядом с колдуном нет чего-то этакого, медальон очень тускло светится синим (показывая, что он включен и работает). </w:t>
+        <w:t xml:space="preserve">То есть, медальон считает окрестных колдунов в стиле «раз-два-много». </w:t>
       </w:r>
     </w:p>
     <w:p>
       <w:r>
-        <w:t>Когда рядом с колдуном</w:t>
-      </w:r>
-      <w:r>
-        <w:t xml:space="preserve"> есть другой колдун – медальон начинает раз в четыре секунды </w:t>
-      </w:r>
-      <w:r>
-        <w:t xml:space="preserve">вспыхивать синим и коротко вибрировать. Если рядом есть два колдуна – будет две синих же вспышки и две вибрации. Если три колдуна или больше – три вспышки и три вибрации. </w:t>
+        <w:t xml:space="preserve">Когда рядом есть колдовское место – медальон вспыхивает зелёным, без вибрации. Если при этом рядом есть колдун или несколько – зелёная вспышка будет после синих. </w:t>
       </w:r>
     </w:p>
     <w:p>
       <w:r>
-        <w:t xml:space="preserve">То есть, медальон считает окрестных колдунов в стиле «раз-два-много». </w:t>
+        <w:t xml:space="preserve">Если рядом есть святое место – медальон вспыхивает красным, и только. Независимо от наличия рядом других колдунов и колдовских мест. </w:t>
       </w:r>
     </w:p>
     <w:p>
-      <w:r>
-        <w:t xml:space="preserve">Когда рядом есть колдовское место – медальон вспыхивает зелёным, без вибрации. Если при этом рядом есть колдун или несколько – зелёная вспышка будет после синих. </w:t>
+      <w:pPr>
+        <w:pStyle w:val="Heading1"/>
+        <w:tabs>
+          <w:tab w:val="right" w:pos="9355"/>
+        </w:tabs>
+      </w:pPr>
+      <w:r>
+        <w:t>Управление</w:t>
+      </w:r>
+      <w:r>
+        <w:tab/>
       </w:r>
     </w:p>
     <w:p>
-      <w:r>
-        <w:t xml:space="preserve">Если рядом есть святое место – медальон вспыхивает красным, и только. Независимо от наличия рядом других колдунов и колдовских мест. </w:t>
+      <w:pPr>
+        <w:tabs>
+          <w:tab w:val="left" w:pos="8625"/>
+        </w:tabs>
+      </w:pPr>
+      <w:r>
+        <w:t xml:space="preserve">У медальона есть три кнопки. </w:t>
+      </w:r>
+      <w:r>
+        <w:tab/>
       </w:r>
     </w:p>
     <w:p>
-      <w:pPr>
-        <w:pStyle w:val="Heading1"/>
-        <w:tabs>
-          <w:tab w:val="right" w:pos="9355"/>
-        </w:tabs>
-      </w:pPr>
-      <w:r>
-        <w:t>Управление</w:t>
-      </w:r>
-      <w:r>
-        <w:tab/>
-      </w:r>
-    </w:p>
-    <w:p>
-      <w:pPr>
-        <w:tabs>
-          <w:tab w:val="left" w:pos="8625"/>
-        </w:tabs>
-      </w:pPr>
-      <w:r>
-        <w:t xml:space="preserve">У медальона есть три кнопки. </w:t>
-      </w:r>
-      <w:r>
-        <w:tab/>
-      </w:r>
-    </w:p>
-    <w:p>
-      <w:r>
+      <w:r>
+        <w:rPr>
+          <w:noProof/>
+        </w:rPr>
         <w:drawing>
-          <wp:anchor distT="0" distB="0" distL="114300" distR="114300" simplePos="0" relativeHeight="251658240" behindDoc="1" locked="0" layoutInCell="1" allowOverlap="1" wp14:anchorId="031917ED" wp14:editId="2B324CDF">
+          <wp:anchor distT="0" distB="0" distL="114300" distR="114300" simplePos="0" relativeHeight="251658240" behindDoc="1" locked="0" layoutInCell="1" allowOverlap="1" wp14:anchorId="031917ED" wp14:editId="6B459797">
             <wp:simplePos x="0" y="0"/>
             <wp:positionH relativeFrom="margin">
               <wp:align>right</wp:align>
@@ -276,7 +139,7 @@
                     <pic:cNvPicPr/>
                   </pic:nvPicPr>
                   <pic:blipFill>
-                    <a:blip r:embed="rId7" cstate="print">
+                    <a:blip r:embed="rId5" cstate="print">
                       <a:extLst>
                         <a:ext uri="{28A0092B-C50C-407E-A947-70E740481C1C}">
                           <a14:useLocalDpi xmlns:a14="http://schemas.microsoft.com/office/drawing/2010/main" val="0"/>
@@ -320,6 +183,157 @@
         <w:t xml:space="preserve">Вторая и третья кнопки регулируют яркость вспышки: есть 4 уровня яркости. При нажатии на кнопку происходит вспышка, чтоб было можно оценить выбранную яркость. Это нужно для того, чтобы медальон не просвечивал ночью сквозь неплотную одежду, привлекая ненужное внимание. </w:t>
       </w:r>
     </w:p>
+    <w:p>
+      <w:pPr>
+        <w:pStyle w:val="Heading1"/>
+      </w:pPr>
+      <w:r>
+        <w:t xml:space="preserve">Как включить и выключить </w:t>
+      </w:r>
+    </w:p>
+    <w:p>
+      <w:r>
+        <w:t xml:space="preserve">Мы рассчитываем, что батареек хватит на всю игру, так что следует включить медальон в начале игры и выключить после окончания. </w:t>
+      </w:r>
+    </w:p>
+    <w:p>
+      <w:r>
+        <w:t>Чтобы добраться до выключателя, нужно отвинтить крышку медальона.</w:t>
+      </w:r>
+      <w:r>
+        <w:t xml:space="preserve"> </w:t>
+      </w:r>
+      <w:r>
+        <w:rPr>
+          <w:lang w:val="en-US"/>
+        </w:rPr>
+        <w:t xml:space="preserve">On – </w:t>
+      </w:r>
+      <w:r>
+        <w:t xml:space="preserve">включить, </w:t>
+      </w:r>
+      <w:proofErr w:type="gramStart"/>
+      <w:r>
+        <w:rPr>
+          <w:lang w:val="en-US"/>
+        </w:rPr>
+        <w:t>Off</w:t>
+      </w:r>
+      <w:proofErr w:type="gramEnd"/>
+      <w:r>
+        <w:rPr>
+          <w:lang w:val="en-US"/>
+        </w:rPr>
+        <w:t xml:space="preserve"> – </w:t>
+      </w:r>
+      <w:r>
+        <w:t>выключить :)</w:t>
+      </w:r>
+    </w:p>
+    <w:p>
+      <w:r>
+        <w:drawing>
+          <wp:inline distT="0" distB="0" distL="0" distR="0" wp14:anchorId="1FE4019E" wp14:editId="1A4E7739">
+            <wp:extent cx="1676400" cy="1550070"/>
+            <wp:effectExtent l="0" t="0" r="0" b="0"/>
+            <wp:docPr id="2" name="Picture 2"/>
+            <wp:cNvGraphicFramePr>
+              <a:graphicFrameLocks xmlns:a="http://schemas.openxmlformats.org/drawingml/2006/main" noChangeAspect="1"/>
+            </wp:cNvGraphicFramePr>
+            <a:graphic xmlns:a="http://schemas.openxmlformats.org/drawingml/2006/main">
+              <a:graphicData uri="http://schemas.openxmlformats.org/drawingml/2006/picture">
+                <pic:pic xmlns:pic="http://schemas.openxmlformats.org/drawingml/2006/picture">
+                  <pic:nvPicPr>
+                    <pic:cNvPr id="1" name=""/>
+                    <pic:cNvPicPr/>
+                  </pic:nvPicPr>
+                  <pic:blipFill>
+                    <a:blip r:embed="rId6"/>
+                    <a:stretch>
+                      <a:fillRect/>
+                    </a:stretch>
+                  </pic:blipFill>
+                  <pic:spPr>
+                    <a:xfrm>
+                      <a:off x="0" y="0"/>
+                      <a:ext cx="1691787" cy="1564297"/>
+                    </a:xfrm>
+                    <a:prstGeom prst="rect">
+                      <a:avLst/>
+                    </a:prstGeom>
+                  </pic:spPr>
+                </pic:pic>
+              </a:graphicData>
+            </a:graphic>
+          </wp:inline>
+        </w:drawing>
+      </w:r>
+      <w:r>
+        <w:drawing>
+          <wp:anchor distT="0" distB="0" distL="114300" distR="114300" simplePos="0" relativeHeight="251659264" behindDoc="0" locked="0" layoutInCell="1" allowOverlap="1" wp14:anchorId="0C17165B" wp14:editId="4886B295">
+            <wp:simplePos x="0" y="0"/>
+            <wp:positionH relativeFrom="column">
+              <wp:posOffset>361315</wp:posOffset>
+            </wp:positionH>
+            <wp:positionV relativeFrom="paragraph">
+              <wp:posOffset>1905</wp:posOffset>
+            </wp:positionV>
+            <wp:extent cx="2277745" cy="1600200"/>
+            <wp:effectExtent l="0" t="0" r="8255" b="0"/>
+            <wp:wrapThrough wrapText="bothSides">
+              <wp:wrapPolygon edited="0">
+                <wp:start x="0" y="0"/>
+                <wp:lineTo x="0" y="21343"/>
+                <wp:lineTo x="21498" y="21343"/>
+                <wp:lineTo x="21498" y="0"/>
+                <wp:lineTo x="0" y="0"/>
+              </wp:wrapPolygon>
+            </wp:wrapThrough>
+            <wp:docPr id="1" name="Picture 1"/>
+            <wp:cNvGraphicFramePr>
+              <a:graphicFrameLocks xmlns:a="http://schemas.openxmlformats.org/drawingml/2006/main" noChangeAspect="1"/>
+            </wp:cNvGraphicFramePr>
+            <a:graphic xmlns:a="http://schemas.openxmlformats.org/drawingml/2006/main">
+              <a:graphicData uri="http://schemas.openxmlformats.org/drawingml/2006/picture">
+                <pic:pic xmlns:pic="http://schemas.openxmlformats.org/drawingml/2006/picture">
+                  <pic:nvPicPr>
+                    <pic:cNvPr id="1" name=""/>
+                    <pic:cNvPicPr/>
+                  </pic:nvPicPr>
+                  <pic:blipFill>
+                    <a:blip r:embed="rId7" cstate="print">
+                      <a:extLst>
+                        <a:ext uri="{28A0092B-C50C-407E-A947-70E740481C1C}">
+                          <a14:useLocalDpi xmlns:a14="http://schemas.microsoft.com/office/drawing/2010/main" val="0"/>
+                        </a:ext>
+                      </a:extLst>
+                    </a:blip>
+                    <a:stretch>
+                      <a:fillRect/>
+                    </a:stretch>
+                  </pic:blipFill>
+                  <pic:spPr>
+                    <a:xfrm>
+                      <a:off x="0" y="0"/>
+                      <a:ext cx="2277745" cy="1600200"/>
+                    </a:xfrm>
+                    <a:prstGeom prst="rect">
+                      <a:avLst/>
+                    </a:prstGeom>
+                  </pic:spPr>
+                </pic:pic>
+              </a:graphicData>
+            </a:graphic>
+            <wp14:sizeRelH relativeFrom="margin">
+              <wp14:pctWidth>0</wp14:pctWidth>
+            </wp14:sizeRelH>
+            <wp14:sizeRelV relativeFrom="margin">
+              <wp14:pctHeight>0</wp14:pctHeight>
+            </wp14:sizeRelV>
+          </wp:anchor>
+        </w:drawing>
+      </w:r>
+    </w:p>
     <w:sectPr>
       <w:pgSz w:w="11906" w:h="16838"/>
       <w:pgMar w:top="426" w:right="850" w:bottom="709" w:left="1276" w:header="708" w:footer="708" w:gutter="0"/>
@@ -331,7 +345,7 @@
 </file>
 
 <file path=word/numbering.xml><?xml version="1.0" encoding="utf-8"?>
-<w:numbering xmlns:wpc="http://schemas.microsoft.com/office/word/2010/wordprocessingCanvas" xmlns:cx="http://schemas.microsoft.com/office/drawing/2014/chartex" xmlns:cx1="http://schemas.microsoft.com/office/drawing/2015/9/8/chartex" xmlns:cx2="http://schemas.microsoft.com/office/drawing/2015/10/21/chartex" xmlns:cx3="http://schemas.microsoft.com/office/drawing/2016/5/9/chartex" xmlns:cx4="http://schemas.microsoft.com/office/drawing/2016/5/10/chartex" xmlns:cx5="http://schemas.microsoft.com/office/drawing/2016/5/11/chartex" xmlns:cx6="http://schemas.microsoft.com/office/drawing/2016/5/12/chartex" xmlns:cx7="http://schemas.microsoft.com/office/drawing/2016/5/13/chartex" xmlns:cx8="http://schemas.microsoft.com/office/drawing/2016/5/14/chartex" xmlns:mc="http://schemas.openxmlformats.org/markup-compatibility/2006" xmlns:aink="http://schemas.microsoft.com/office/drawing/2016/ink" xmlns:am3d="http://schemas.microsoft.com/office/drawing/2017/model3d" xmlns:o="urn:schemas-microsoft-com:office:office" xmlns:oel="http://schemas.microsoft.com/office/2019/extlst" xmlns:r="http://schemas.openxmlformats.org/officeDocument/2006/relationships" xmlns:m="http://schemas.openxmlformats.org/officeDocument/2006/math" xmlns:v="urn:schemas-microsoft-com:vml" xmlns:wp14="http://schemas.microsoft.com/office/word/2010/wordprocessingDrawing" xmlns:wp="http://schemas.openxmlformats.org/drawingml/2006/wordprocessingDrawing" xmlns:w10="urn:schemas-microsoft-com:office:word" xmlns:w="http://schemas.openxmlformats.org/wordprocessingml/2006/main" xmlns:w14="http://schemas.microsoft.com/office/word/2010/wordml" xmlns:w15="http://schemas.microsoft.com/office/word/2012/wordml" xmlns:w16cex="http://schemas.microsoft.com/office/word/2018/wordml/cex" xmlns:w16cid="http://schemas.microsoft.com/office/word/2016/wordml/cid" xmlns:w16="http://schemas.microsoft.com/office/word/2018/wordml" xmlns:w16du="http://schemas.microsoft.com/office/word/2023/wordml/word16du" xmlns:w16sdtdh="http://schemas.microsoft.com/office/word/2020/wordml/sdtdatahash" xmlns:w16se="http://schemas.microsoft.com/office/word/2015/wordml/symex" xmlns:wpg="http://schemas.microsoft.com/office/word/2010/wordprocessingGroup" xmlns:wpi="http://schemas.microsoft.com/office/word/2010/wordprocessingInk" xmlns:wne="http://schemas.microsoft.com/office/word/2006/wordml" xmlns:wps="http://schemas.microsoft.com/office/word/2010/wordprocessingShape" mc:Ignorable="w14 w15 w16se w16cid w16 w16cex w16sdtdh w16du wp14">
+<w:numbering xmlns:wpc="http://schemas.microsoft.com/office/word/2010/wordprocessingCanvas" xmlns:cx="http://schemas.microsoft.com/office/drawing/2014/chartex" xmlns:cx1="http://schemas.microsoft.com/office/drawing/2015/9/8/chartex" xmlns:cx2="http://schemas.microsoft.com/office/drawing/2015/10/21/chartex" xmlns:cx3="http://schemas.microsoft.com/office/drawing/2016/5/9/chartex" xmlns:cx4="http://schemas.microsoft.com/office/drawing/2016/5/10/chartex" xmlns:cx5="http://schemas.microsoft.com/office/drawing/2016/5/11/chartex" xmlns:cx6="http://schemas.microsoft.com/office/drawing/2016/5/12/chartex" xmlns:cx7="http://schemas.microsoft.com/office/drawing/2016/5/13/chartex" xmlns:cx8="http://schemas.microsoft.com/office/drawing/2016/5/14/chartex" xmlns:mc="http://schemas.openxmlformats.org/markup-compatibility/2006" xmlns:aink="http://schemas.microsoft.com/office/drawing/2016/ink" xmlns:am3d="http://schemas.microsoft.com/office/drawing/2017/model3d" xmlns:o="urn:schemas-microsoft-com:office:office" xmlns:oel="http://schemas.microsoft.com/office/2019/extlst" xmlns:r="http://schemas.openxmlformats.org/officeDocument/2006/relationships" xmlns:m="http://schemas.openxmlformats.org/officeDocument/2006/math" xmlns:v="urn:schemas-microsoft-com:vml" xmlns:wp14="http://schemas.microsoft.com/office/word/2010/wordprocessingDrawing" xmlns:wp="http://schemas.openxmlformats.org/drawingml/2006/wordprocessingDrawing" xmlns:w10="urn:schemas-microsoft-com:office:word" xmlns:w="http://schemas.openxmlformats.org/wordprocessingml/2006/main" xmlns:w14="http://schemas.microsoft.com/office/word/2010/wordml" xmlns:w15="http://schemas.microsoft.com/office/word/2012/wordml" xmlns:w16cex="http://schemas.microsoft.com/office/word/2018/wordml/cex" xmlns:w16cid="http://schemas.microsoft.com/office/word/2016/wordml/cid" xmlns:w16="http://schemas.microsoft.com/office/word/2018/wordml" xmlns:w16sdtdh="http://schemas.microsoft.com/office/word/2020/wordml/sdtdatahash" xmlns:w16se="http://schemas.microsoft.com/office/word/2015/wordml/symex" xmlns:wpg="http://schemas.microsoft.com/office/word/2010/wordprocessingGroup" xmlns:wpi="http://schemas.microsoft.com/office/word/2010/wordprocessingInk" xmlns:wne="http://schemas.microsoft.com/office/word/2006/wordml" xmlns:wps="http://schemas.microsoft.com/office/word/2010/wordprocessingShape" mc:Ignorable="w14 w15 w16se w16cid w16 w16cex w16sdtdh wp14">
   <w:abstractNum w:abstractNumId="0" w15:restartNumberingAfterBreak="0">
     <w:nsid w:val="05B46D96"/>
     <w:multiLevelType w:val="multilevel"/>
@@ -944,7 +958,7 @@
 </file>
 
 <file path=word/styles.xml><?xml version="1.0" encoding="utf-8"?>
-<w:styles xmlns:mc="http://schemas.openxmlformats.org/markup-compatibility/2006" xmlns:r="http://schemas.openxmlformats.org/officeDocument/2006/relationships" xmlns:w="http://schemas.openxmlformats.org/wordprocessingml/2006/main" xmlns:w14="http://schemas.microsoft.com/office/word/2010/wordml" xmlns:w15="http://schemas.microsoft.com/office/word/2012/wordml" xmlns:w16cex="http://schemas.microsoft.com/office/word/2018/wordml/cex" xmlns:w16cid="http://schemas.microsoft.com/office/word/2016/wordml/cid" xmlns:w16="http://schemas.microsoft.com/office/word/2018/wordml" xmlns:w16du="http://schemas.microsoft.com/office/word/2023/wordml/word16du" xmlns:w16sdtdh="http://schemas.microsoft.com/office/word/2020/wordml/sdtdatahash" xmlns:w16se="http://schemas.microsoft.com/office/word/2015/wordml/symex" mc:Ignorable="w14 w15 w16se w16cid w16 w16cex w16sdtdh w16du">
+<w:styles xmlns:mc="http://schemas.openxmlformats.org/markup-compatibility/2006" xmlns:r="http://schemas.openxmlformats.org/officeDocument/2006/relationships" xmlns:w="http://schemas.openxmlformats.org/wordprocessingml/2006/main" xmlns:w14="http://schemas.microsoft.com/office/word/2010/wordml" xmlns:w15="http://schemas.microsoft.com/office/word/2012/wordml" xmlns:w16cex="http://schemas.microsoft.com/office/word/2018/wordml/cex" xmlns:w16cid="http://schemas.microsoft.com/office/word/2016/wordml/cid" xmlns:w16="http://schemas.microsoft.com/office/word/2018/wordml" xmlns:w16sdtdh="http://schemas.microsoft.com/office/word/2020/wordml/sdtdatahash" xmlns:w16se="http://schemas.microsoft.com/office/word/2015/wordml/symex" mc:Ignorable="w14 w15 w16se w16cid w16 w16cex w16sdtdh">
   <w:docDefaults>
     <w:rPrDefault>
       <w:rPr>
@@ -1343,8 +1357,9 @@
   <w:style w:type="paragraph" w:default="1" w:styleId="Normal">
     <w:name w:val="Normal"/>
     <w:qFormat/>
-    <w:rsid w:val="002B3713"/>
+    <w:rsid w:val="00F23CDC"/>
     <w:pPr>
+      <w:spacing w:after="0"/>
       <w:ind w:firstLine="567"/>
       <w:jc w:val="both"/>
     </w:pPr>
@@ -1360,7 +1375,7 @@
     <w:pPr>
       <w:keepNext/>
       <w:keepLines/>
-      <w:spacing w:before="240" w:after="0"/>
+      <w:spacing w:before="240"/>
       <w:outlineLvl w:val="0"/>
     </w:pPr>
     <w:rPr>
@@ -1373,6 +1388,7 @@
   <w:style w:type="character" w:default="1" w:styleId="DefaultParagraphFont">
     <w:name w:val="Default Paragraph Font"/>
     <w:uiPriority w:val="1"/>
+    <w:semiHidden/>
     <w:unhideWhenUsed/>
   </w:style>
   <w:style w:type="table" w:default="1" w:styleId="TableNormal">
@@ -1405,7 +1421,7 @@
     <w:qFormat/>
     <w:rsid w:val="00D15F1B"/>
     <w:pPr>
-      <w:spacing w:after="0" w:line="240" w:lineRule="auto"/>
+      <w:spacing w:line="240" w:lineRule="auto"/>
       <w:contextualSpacing/>
     </w:pPr>
     <w:rPr>
